--- a/diagram/samples/aws_ref.docx
+++ b/diagram/samples/aws_ref.docx
@@ -27,7 +27,7 @@
       <w:r>
         <w:drawing>
           <wp:inline xmlns:a="http://schemas.openxmlformats.org/drawingml/2006/main" xmlns:pic="http://schemas.openxmlformats.org/drawingml/2006/picture">
-            <wp:extent cx="5943600" cy="3913867"/>
+            <wp:extent cx="5943600" cy="3968570"/>
             <wp:docPr id="1" name="Picture 1"/>
             <wp:cNvGraphicFramePr>
               <a:graphicFrameLocks noChangeAspect="1"/>
@@ -48,7 +48,7 @@
                   <pic:spPr>
                     <a:xfrm>
                       <a:off x="0" y="0"/>
-                      <a:ext cx="5943600" cy="3913867"/>
+                      <a:ext cx="5943600" cy="3968570"/>
                     </a:xfrm>
                     <a:prstGeom prst="rect"/>
                   </pic:spPr>
@@ -78,7 +78,7 @@
           <w:color w:val="606A78"/>
           <w:sz w:val="18"/>
         </w:rPr>
-        <w:t>AWS Reference Architecture — Multi-AZ</w:t>
+        <w:t>AWS Reference Architecture: Multi-AZ</w:t>
       </w:r>
     </w:p>
     <w:p>
@@ -94,7 +94,7 @@
         <w:t>VPC 10.0.0.0/16</w:t>
       </w:r>
       <w:r>
-        <w:t xml:space="preserve"> — transparent, dashed network boundary, badged vpc (AWS) spanning the tiers it encloses</w:t>
+        <w:t>: transparent, dashed network boundary, badged vpc (AWS) spanning the tiers it encloses</w:t>
       </w:r>
     </w:p>
     <w:p>
@@ -110,7 +110,7 @@
         <w:t>Route 53</w:t>
       </w:r>
       <w:r>
-        <w:t xml:space="preserve"> — route 53 (AWS) in Edge / Global; connects to CloudFront</w:t>
+        <w:t>: route 53 (AWS) in Edge / Global; connects to CloudFront</w:t>
       </w:r>
     </w:p>
     <w:p>
@@ -126,7 +126,7 @@
         <w:t>CloudFront</w:t>
       </w:r>
       <w:r>
-        <w:t xml:space="preserve"> — cloudfront (AWS) in Edge / Global; connects to AWS WAF</w:t>
+        <w:t>: cloudfront (AWS) in Edge / Global; connects to AWS WAF</w:t>
       </w:r>
     </w:p>
     <w:p>
@@ -142,7 +142,7 @@
         <w:t>AWS WAF</w:t>
       </w:r>
       <w:r>
-        <w:t xml:space="preserve"> — waf (AWS) in Edge / Global; HTTPS to ALB (TLS, 2 AZ)</w:t>
+        <w:t>: waf (AWS) in Edge / Global; HTTPS to ALB (TLS, 2 AZ)</w:t>
       </w:r>
     </w:p>
     <w:p>
@@ -158,7 +158,7 @@
         <w:t>ALB (TLS, 2 AZ)</w:t>
       </w:r>
       <w:r>
-        <w:t xml:space="preserve"> — elb application load balancer (AWS) in Public Subnets; HTTP/WSS to EKS services</w:t>
+        <w:t>: elb application load balancer (AWS) in Public Subnets; HTTP/WSS to EKS services</w:t>
       </w:r>
     </w:p>
     <w:p>
@@ -174,7 +174,7 @@
         <w:t>NAT GW x2</w:t>
       </w:r>
       <w:r>
-        <w:t xml:space="preserve"> — nat gateway (AWS) in Public Subnets</w:t>
+        <w:t>: nat gateway (AWS) in Public Subnets</w:t>
       </w:r>
     </w:p>
     <w:p>
@@ -190,7 +190,7 @@
         <w:t>EKS services</w:t>
       </w:r>
       <w:r>
-        <w:t xml:space="preserve"> — elastic kubernetes service (AWS), Fargate in Private Subnets — EKS; SQL/TLS to Aurora primary, cache to ElastiCache, search to OpenSearch, publishes events to Amazon MSK</w:t>
+        <w:t>: elastic kubernetes service (AWS), Fargate in Private Subnets — EKS; SQL/TLS to Aurora primary, cache to ElastiCache, search to OpenSearch, publishes events to Amazon MSK</w:t>
       </w:r>
     </w:p>
     <w:p>
@@ -206,7 +206,7 @@
         <w:t>Aurora primary</w:t>
       </w:r>
       <w:r>
-        <w:t xml:space="preserve"> — aurora (AWS) in Data Subnets; publishes replication to Aurora replica</w:t>
+        <w:t>: aurora (AWS) in Data Subnets; publishes replication to Aurora replica</w:t>
       </w:r>
     </w:p>
     <w:p>
@@ -222,7 +222,7 @@
         <w:t>Aurora replica</w:t>
       </w:r>
       <w:r>
-        <w:t xml:space="preserve"> — aurora (AWS) in Data Subnets</w:t>
+        <w:t>: aurora (AWS) in Data Subnets</w:t>
       </w:r>
     </w:p>
     <w:p>
@@ -238,7 +238,7 @@
         <w:t>ElastiCache</w:t>
       </w:r>
       <w:r>
-        <w:t xml:space="preserve"> — elasticache (AWS) in Data Subnets</w:t>
+        <w:t>: elasticache (AWS) in Data Subnets</w:t>
       </w:r>
     </w:p>
     <w:p>
@@ -254,7 +254,7 @@
         <w:t>OpenSearch</w:t>
       </w:r>
       <w:r>
-        <w:t xml:space="preserve"> — amazon opensearch service (AWS) in Data Subnets</w:t>
+        <w:t>: amazon opensearch service (AWS) in Data Subnets</w:t>
       </w:r>
     </w:p>
     <w:p>
@@ -270,7 +270,7 @@
         <w:t>Amazon MSK</w:t>
       </w:r>
       <w:r>
-        <w:t xml:space="preserve"> — managed streaming for kafka (AWS) in Messaging; streams events to SQS + DLQ</w:t>
+        <w:t>: managed streaming for kafka (AWS) in Messaging; streams events to SQS + DLQ</w:t>
       </w:r>
     </w:p>
     <w:p>
@@ -286,7 +286,7 @@
         <w:t>SQS + DLQ</w:t>
       </w:r>
       <w:r>
-        <w:t xml:space="preserve"> — simple queue service (AWS) in Messaging</w:t>
+        <w:t>: simple queue service (AWS) in Messaging</w:t>
       </w:r>
     </w:p>
     <w:p>
@@ -302,7 +302,7 @@
         <w:t>Security &amp; Observability</w:t>
       </w:r>
       <w:r>
-        <w:t xml:space="preserve"> — cross-cutting services (IAM, KMS, Secrets Mgr, CloudWatch, S3 backup) applied to every tier — IAM / KMS / Secrets / TLS / metrics  (all tiers)</w:t>
+        <w:t>: cross-cutting services (IAM, KMS, Secrets Mgr, CloudWatch, S3 backup) applied to every tier — IAM / KMS / Secrets / TLS / metrics  (all tiers)</w:t>
       </w:r>
     </w:p>
     <w:sectPr>
